--- a/大作业报告.docx
+++ b/大作业报告.docx
@@ -20,7 +20,7 @@
     </w:p>
     <w:p>
       <w:r>
-        <w:t>王麒皓  20251101030  机国际2502  2026-10-16</w:t>
+        <w:t>王麒皓  20251101030  机国际2502  2026-10-18</w:t>
       </w:r>
     </w:p>
     <w:p>
@@ -33,12 +33,12 @@
     </w:p>
     <w:p>
       <w:r>
-        <w:t>本项目帮助财务和仓库核查无法直接关联原销售的取消记录。当前已完成公开数据准备、保守配对、差异派单与结案、权限审计和网页查询；已有两年度全量实跑及主流程、边界验证。本文说明当前成果、判断依据和限制，最终验收仍需持续核对。</w:t>
+        <w:t>本项目帮助财务和仓库核查无法直接关联原销售的取消记录。当前已实现两年度全量准备、首轮保守配对、单条和批量复核、权限审计及网页查询。本次中期材料更新到10月18日的软件成果；软件本人验收、最新设备操作和最终课程交付仍未完成。</w:t>
       </w:r>
     </w:p>
     <w:p>
       <w:r>
-        <w:t>数据来自 UCI Online Retail II，DOI 10.24432/C5CG6D，许可 CC BY 4.0。使用 online_retail_II.xlsx 的两个年度工作表，原件只读。Invoice、StockCode、Description、Quantity、InvoiceDate、Price、Customer ID、Country 是原始事实；配对关系、角色、工单和处理结论是规则推断或课程模拟记录。系统不执行实际退款，不接入支付或物流。</w:t>
+        <w:t>数据来自UCI Online Retail II，DOI 10.24432/C5CG6D，CC BY 4.0。两个年度工作表中的Invoice、StockCode、Quantity、InvoiceDate、Price、Customer ID、Country等是原始事实；配对、推荐、角色、派单、结论和审计是本系统建立的记录。系统不执行真实退款，不接入支付或物流。</w:t>
       </w:r>
     </w:p>
     <w:p>
@@ -51,7 +51,7 @@
     </w:p>
     <w:p>
       <w:r>
-        <w:t>以下按原 FR 编号摘要列出，完整“系统应当”条文、4 项不做内容及 CR 清洗规则见《要做什么.md》。18 项均有实现，具体实测范围与设备验证边界按第五节记录，不将实现等同全部真机验收。</w:t>
+        <w:t>沿用18项FR编号，最新条文及范围见《要做什么.md》。表中表示已实现的行为，自动测试、模拟页面和真实设备验收的边界另列，不将实现等同全部验收。</w:t>
       </w:r>
     </w:p>
     <w:tbl>
@@ -62,8 +62,8 @@
         <w:tblLook w:firstColumn="1" w:firstRow="1" w:lastColumn="0" w:lastRow="0" w:noHBand="0" w:noVBand="1" w:val="04A0"/>
       </w:tblPr>
       <w:tblGrid>
-        <w:gridCol w:w="1020"/>
-        <w:gridCol w:w="8731"/>
+        <w:gridCol w:w="1134"/>
+        <w:gridCol w:w="8617"/>
       </w:tblGrid>
       <w:tr>
         <w:trPr>
@@ -72,7 +72,7 @@
         </w:trPr>
         <w:tc>
           <w:tcPr>
-            <w:tcW w:type="dxa" w:w="1020"/>
+            <w:tcW w:type="dxa" w:w="1134"/>
             <w:vAlign w:val="center"/>
             <w:tcBorders>
               <w:top w:val="single" w:sz="4" w:color="D9D9D9"/>
@@ -96,7 +96,7 @@
             <w:r>
               <w:rPr>
                 <w:b/>
-                <w:sz w:val="18"/>
+                <w:sz w:val="19"/>
               </w:rPr>
               <w:t>编号</w:t>
             </w:r>
@@ -104,7 +104,7 @@
         </w:tc>
         <w:tc>
           <w:tcPr>
-            <w:tcW w:type="dxa" w:w="8731"/>
+            <w:tcW w:type="dxa" w:w="8617"/>
             <w:vAlign w:val="center"/>
             <w:tcBorders>
               <w:top w:val="single" w:sz="4" w:color="D9D9D9"/>
@@ -127,9 +127,9 @@
             <w:r>
               <w:rPr>
                 <w:b/>
-                <w:sz w:val="18"/>
+                <w:sz w:val="19"/>
               </w:rPr>
-              <w:t>系统应当完成的行为</w:t>
+              <w:t>当前系统行为</w:t>
             </w:r>
           </w:p>
         </w:tc>
@@ -140,7 +140,7 @@
         </w:trPr>
         <w:tc>
           <w:tcPr>
-            <w:tcW w:type="dxa" w:w="1020"/>
+            <w:tcW w:type="dxa" w:w="1134"/>
             <w:vAlign w:val="center"/>
             <w:tcBorders>
               <w:top w:val="single" w:sz="4" w:color="D9D9D9"/>
@@ -163,7 +163,7 @@
             <w:r>
               <w:rPr>
                 <w:b w:val="0"/>
-                <w:sz w:val="18"/>
+                <w:sz w:val="19"/>
               </w:rPr>
               <w:t>FR-01</w:t>
             </w:r>
@@ -171,7 +171,7 @@
         </w:tc>
         <w:tc>
           <w:tcPr>
-            <w:tcW w:type="dxa" w:w="8731"/>
+            <w:tcW w:type="dxa" w:w="8617"/>
             <w:vAlign w:val="center"/>
             <w:tcBorders>
               <w:top w:val="single" w:sz="4" w:color="D9D9D9"/>
@@ -193,9 +193,9 @@
             <w:r>
               <w:rPr>
                 <w:b w:val="0"/>
-                <w:sz w:val="18"/>
+                <w:sz w:val="19"/>
               </w:rPr>
-              <w:t>读取官方原件并验证出处与散列</w:t>
+              <w:t>核验官方原件出处、许可和散列</w:t>
             </w:r>
           </w:p>
         </w:tc>
@@ -206,7 +206,7 @@
         </w:trPr>
         <w:tc>
           <w:tcPr>
-            <w:tcW w:type="dxa" w:w="1020"/>
+            <w:tcW w:type="dxa" w:w="1134"/>
             <w:vAlign w:val="center"/>
             <w:tcBorders>
               <w:top w:val="single" w:sz="4" w:color="D9D9D9"/>
@@ -229,7 +229,7 @@
             <w:r>
               <w:rPr>
                 <w:b w:val="0"/>
-                <w:sz w:val="18"/>
+                <w:sz w:val="19"/>
               </w:rPr>
               <w:t>FR-02</w:t>
             </w:r>
@@ -237,7 +237,7 @@
         </w:tc>
         <w:tc>
           <w:tcPr>
-            <w:tcW w:type="dxa" w:w="8731"/>
+            <w:tcW w:type="dxa" w:w="8617"/>
             <w:vAlign w:val="center"/>
             <w:tcBorders>
               <w:top w:val="single" w:sz="4" w:color="D9D9D9"/>
@@ -259,9 +259,9 @@
             <w:r>
               <w:rPr>
                 <w:b w:val="0"/>
-                <w:sz w:val="18"/>
+                <w:sz w:val="19"/>
               </w:rPr>
-              <w:t>支持 benchmark、year1、all 并显示进度</w:t>
+              <w:t>支持benchmark、year1、all及真实阶段进度</w:t>
             </w:r>
           </w:p>
         </w:tc>
@@ -272,7 +272,7 @@
         </w:trPr>
         <w:tc>
           <w:tcPr>
-            <w:tcW w:type="dxa" w:w="1020"/>
+            <w:tcW w:type="dxa" w:w="1134"/>
             <w:vAlign w:val="center"/>
             <w:tcBorders>
               <w:top w:val="single" w:sz="4" w:color="D9D9D9"/>
@@ -295,7 +295,7 @@
             <w:r>
               <w:rPr>
                 <w:b w:val="0"/>
-                <w:sz w:val="18"/>
+                <w:sz w:val="19"/>
               </w:rPr>
               <w:t>FR-03</w:t>
             </w:r>
@@ -303,7 +303,7 @@
         </w:tc>
         <w:tc>
           <w:tcPr>
-            <w:tcW w:type="dxa" w:w="8731"/>
+            <w:tcW w:type="dxa" w:w="8617"/>
             <w:vAlign w:val="center"/>
             <w:tcBorders>
               <w:top w:val="single" w:sz="4" w:color="D9D9D9"/>
@@ -325,9 +325,9 @@
             <w:r>
               <w:rPr>
                 <w:b w:val="0"/>
-                <w:sz w:val="18"/>
+                <w:sz w:val="19"/>
               </w:rPr>
-              <w:t>清洗并保留源行及排除原因</w:t>
+              <w:t>清洗并保留源行、类型和排除原因</w:t>
             </w:r>
           </w:p>
         </w:tc>
@@ -338,7 +338,7 @@
         </w:trPr>
         <w:tc>
           <w:tcPr>
-            <w:tcW w:type="dxa" w:w="1020"/>
+            <w:tcW w:type="dxa" w:w="1134"/>
             <w:vAlign w:val="center"/>
             <w:tcBorders>
               <w:top w:val="single" w:sz="4" w:color="D9D9D9"/>
@@ -361,7 +361,7 @@
             <w:r>
               <w:rPr>
                 <w:b w:val="0"/>
-                <w:sz w:val="18"/>
+                <w:sz w:val="19"/>
               </w:rPr>
               <w:t>FR-04</w:t>
             </w:r>
@@ -369,7 +369,7 @@
         </w:tc>
         <w:tc>
           <w:tcPr>
-            <w:tcW w:type="dxa" w:w="8731"/>
+            <w:tcW w:type="dxa" w:w="8617"/>
             <w:vAlign w:val="center"/>
             <w:tcBorders>
               <w:top w:val="single" w:sz="4" w:color="D9D9D9"/>
@@ -391,9 +391,9 @@
             <w:r>
               <w:rPr>
                 <w:b w:val="0"/>
-                <w:sz w:val="18"/>
+                <w:sz w:val="19"/>
               </w:rPr>
-              <w:t>展示接纳、排除与守恒</w:t>
+              <w:t>展示接纳、排除、分类及数量守恒</w:t>
             </w:r>
           </w:p>
         </w:tc>
@@ -404,7 +404,7 @@
         </w:trPr>
         <w:tc>
           <w:tcPr>
-            <w:tcW w:type="dxa" w:w="1020"/>
+            <w:tcW w:type="dxa" w:w="1134"/>
             <w:vAlign w:val="center"/>
             <w:tcBorders>
               <w:top w:val="single" w:sz="4" w:color="D9D9D9"/>
@@ -427,7 +427,7 @@
             <w:r>
               <w:rPr>
                 <w:b w:val="0"/>
-                <w:sz w:val="18"/>
+                <w:sz w:val="19"/>
               </w:rPr>
               <w:t>FR-05</w:t>
             </w:r>
@@ -435,7 +435,7 @@
         </w:tc>
         <w:tc>
           <w:tcPr>
-            <w:tcW w:type="dxa" w:w="8731"/>
+            <w:tcW w:type="dxa" w:w="8617"/>
             <w:vAlign w:val="center"/>
             <w:tcBorders>
               <w:top w:val="single" w:sz="4" w:color="D9D9D9"/>
@@ -457,9 +457,9 @@
             <w:r>
               <w:rPr>
                 <w:b w:val="0"/>
-                <w:sz w:val="18"/>
+                <w:sz w:val="19"/>
               </w:rPr>
-              <w:t>不自动确认无候选、多候选或缺身份记录</w:t>
+              <w:t>首轮多候选不自动选；另提供待人工核查的建议</w:t>
             </w:r>
           </w:p>
         </w:tc>
@@ -470,7 +470,7 @@
         </w:trPr>
         <w:tc>
           <w:tcPr>
-            <w:tcW w:type="dxa" w:w="1020"/>
+            <w:tcW w:type="dxa" w:w="1134"/>
             <w:vAlign w:val="center"/>
             <w:tcBorders>
               <w:top w:val="single" w:sz="4" w:color="D9D9D9"/>
@@ -493,7 +493,7 @@
             <w:r>
               <w:rPr>
                 <w:b w:val="0"/>
-                <w:sz w:val="18"/>
+                <w:sz w:val="19"/>
               </w:rPr>
               <w:t>FR-06</w:t>
             </w:r>
@@ -501,7 +501,7 @@
         </w:tc>
         <w:tc>
           <w:tcPr>
-            <w:tcW w:type="dxa" w:w="8731"/>
+            <w:tcW w:type="dxa" w:w="8617"/>
             <w:vAlign w:val="center"/>
             <w:tcBorders>
               <w:top w:val="single" w:sz="4" w:color="D9D9D9"/>
@@ -523,9 +523,9 @@
             <w:r>
               <w:rPr>
                 <w:b w:val="0"/>
-                <w:sz w:val="18"/>
+                <w:sz w:val="19"/>
               </w:rPr>
-              <w:t>唯一合格候选自动配对且不超退</w:t>
+              <w:t>首轮唯一合格候选才自动配对，不跨销售分摊</w:t>
             </w:r>
           </w:p>
         </w:tc>
@@ -536,7 +536,7 @@
         </w:trPr>
         <w:tc>
           <w:tcPr>
-            <w:tcW w:type="dxa" w:w="1020"/>
+            <w:tcW w:type="dxa" w:w="1134"/>
             <w:vAlign w:val="center"/>
             <w:tcBorders>
               <w:top w:val="single" w:sz="4" w:color="D9D9D9"/>
@@ -559,7 +559,7 @@
             <w:r>
               <w:rPr>
                 <w:b w:val="0"/>
-                <w:sz w:val="18"/>
+                <w:sz w:val="19"/>
               </w:rPr>
               <w:t>FR-07</w:t>
             </w:r>
@@ -567,7 +567,7 @@
         </w:tc>
         <w:tc>
           <w:tcPr>
-            <w:tcW w:type="dxa" w:w="8731"/>
+            <w:tcW w:type="dxa" w:w="8617"/>
             <w:vAlign w:val="center"/>
             <w:tcBorders>
               <w:top w:val="single" w:sz="4" w:color="D9D9D9"/>
@@ -589,9 +589,9 @@
             <w:r>
               <w:rPr>
                 <w:b w:val="0"/>
-                <w:sz w:val="18"/>
+                <w:sz w:val="19"/>
               </w:rPr>
-              <w:t>检索、服务端分页与证据详情</w:t>
+              <w:t>条件检索、稳定排序、分页、中文原因及批量工作台</w:t>
             </w:r>
           </w:p>
         </w:tc>
@@ -602,7 +602,7 @@
         </w:trPr>
         <w:tc>
           <w:tcPr>
-            <w:tcW w:type="dxa" w:w="1020"/>
+            <w:tcW w:type="dxa" w:w="1134"/>
             <w:vAlign w:val="center"/>
             <w:tcBorders>
               <w:top w:val="single" w:sz="4" w:color="D9D9D9"/>
@@ -625,7 +625,7 @@
             <w:r>
               <w:rPr>
                 <w:b w:val="0"/>
-                <w:sz w:val="18"/>
+                <w:sz w:val="19"/>
               </w:rPr>
               <w:t>FR-08</w:t>
             </w:r>
@@ -633,7 +633,7 @@
         </w:tc>
         <w:tc>
           <w:tcPr>
-            <w:tcW w:type="dxa" w:w="8731"/>
+            <w:tcW w:type="dxa" w:w="8617"/>
             <w:vAlign w:val="center"/>
             <w:tcBorders>
               <w:top w:val="single" w:sz="4" w:color="D9D9D9"/>
@@ -655,9 +655,9 @@
             <w:r>
               <w:rPr>
                 <w:b w:val="0"/>
-                <w:sz w:val="18"/>
+                <w:sz w:val="19"/>
               </w:rPr>
-              <w:t>相同输入幂等且保留人工历史</w:t>
+              <w:t>相同输入幂等，保留决策证据和处理历史</w:t>
             </w:r>
           </w:p>
         </w:tc>
@@ -668,7 +668,7 @@
         </w:trPr>
         <w:tc>
           <w:tcPr>
-            <w:tcW w:type="dxa" w:w="1020"/>
+            <w:tcW w:type="dxa" w:w="1134"/>
             <w:vAlign w:val="center"/>
             <w:tcBorders>
               <w:top w:val="single" w:sz="4" w:color="D9D9D9"/>
@@ -691,7 +691,7 @@
             <w:r>
               <w:rPr>
                 <w:b w:val="0"/>
-                <w:sz w:val="18"/>
+                <w:sz w:val="19"/>
               </w:rPr>
               <w:t>FR-09</w:t>
             </w:r>
@@ -699,7 +699,7 @@
         </w:tc>
         <w:tc>
           <w:tcPr>
-            <w:tcW w:type="dxa" w:w="8731"/>
+            <w:tcW w:type="dxa" w:w="8617"/>
             <w:vAlign w:val="center"/>
             <w:tcBorders>
               <w:top w:val="single" w:sz="4" w:color="D9D9D9"/>
@@ -721,9 +721,9 @@
             <w:r>
               <w:rPr>
                 <w:b w:val="0"/>
-                <w:sz w:val="18"/>
+                <w:sz w:val="19"/>
               </w:rPr>
-              <w:t>财务或管理员派单并留痕</w:t>
+              <w:t>单条或跨页批量派单，只使用服务端可信身份</w:t>
             </w:r>
           </w:p>
         </w:tc>
@@ -734,7 +734,7 @@
         </w:trPr>
         <w:tc>
           <w:tcPr>
-            <w:tcW w:type="dxa" w:w="1020"/>
+            <w:tcW w:type="dxa" w:w="1134"/>
             <w:vAlign w:val="center"/>
             <w:tcBorders>
               <w:top w:val="single" w:sz="4" w:color="D9D9D9"/>
@@ -757,7 +757,7 @@
             <w:r>
               <w:rPr>
                 <w:b w:val="0"/>
-                <w:sz w:val="18"/>
+                <w:sz w:val="19"/>
               </w:rPr>
               <w:t>FR-10</w:t>
             </w:r>
@@ -765,7 +765,7 @@
         </w:tc>
         <w:tc>
           <w:tcPr>
-            <w:tcW w:type="dxa" w:w="8731"/>
+            <w:tcW w:type="dxa" w:w="8617"/>
             <w:vAlign w:val="center"/>
             <w:tcBorders>
               <w:top w:val="single" w:sz="4" w:color="D9D9D9"/>
@@ -787,9 +787,9 @@
             <w:r>
               <w:rPr>
                 <w:b w:val="0"/>
-                <w:sz w:val="18"/>
+                <w:sz w:val="19"/>
               </w:rPr>
-              <w:t>拒绝重复派单，并发最多一次成功</w:t>
+              <w:t>拒绝重复派单，冲突或他人负责项明确跳过</w:t>
             </w:r>
           </w:p>
         </w:tc>
@@ -800,7 +800,7 @@
         </w:trPr>
         <w:tc>
           <w:tcPr>
-            <w:tcW w:type="dxa" w:w="1020"/>
+            <w:tcW w:type="dxa" w:w="1134"/>
             <w:vAlign w:val="center"/>
             <w:tcBorders>
               <w:top w:val="single" w:sz="4" w:color="D9D9D9"/>
@@ -823,7 +823,7 @@
             <w:r>
               <w:rPr>
                 <w:b w:val="0"/>
-                <w:sz w:val="18"/>
+                <w:sz w:val="19"/>
               </w:rPr>
               <w:t>FR-11</w:t>
             </w:r>
@@ -831,7 +831,7 @@
         </w:tc>
         <w:tc>
           <w:tcPr>
-            <w:tcW w:type="dxa" w:w="8731"/>
+            <w:tcW w:type="dxa" w:w="8617"/>
             <w:vAlign w:val="center"/>
             <w:tcBorders>
               <w:top w:val="single" w:sz="4" w:color="D9D9D9"/>
@@ -853,9 +853,9 @@
             <w:r>
               <w:rPr>
                 <w:b w:val="0"/>
-                <w:sz w:val="18"/>
+                <w:sz w:val="19"/>
               </w:rPr>
-              <w:t>仅按待处理、处理中、已关闭顺序流转</w:t>
+              <w:t>待处理、处理中、已关闭顺序流转，闭单只读</w:t>
             </w:r>
           </w:p>
         </w:tc>
@@ -866,7 +866,7 @@
         </w:trPr>
         <w:tc>
           <w:tcPr>
-            <w:tcW w:type="dxa" w:w="1020"/>
+            <w:tcW w:type="dxa" w:w="1134"/>
             <w:vAlign w:val="center"/>
             <w:tcBorders>
               <w:top w:val="single" w:sz="4" w:color="D9D9D9"/>
@@ -889,7 +889,7 @@
             <w:r>
               <w:rPr>
                 <w:b w:val="0"/>
-                <w:sz w:val="18"/>
+                <w:sz w:val="19"/>
               </w:rPr>
               <w:t>FR-12</w:t>
             </w:r>
@@ -897,7 +897,7 @@
         </w:tc>
         <w:tc>
           <w:tcPr>
-            <w:tcW w:type="dxa" w:w="8731"/>
+            <w:tcW w:type="dxa" w:w="8617"/>
             <w:vAlign w:val="center"/>
             <w:tcBorders>
               <w:top w:val="single" w:sz="4" w:color="D9D9D9"/>
@@ -919,9 +919,9 @@
             <w:r>
               <w:rPr>
                 <w:b w:val="0"/>
-                <w:sz w:val="18"/>
+                <w:sz w:val="19"/>
               </w:rPr>
-              <w:t>责任人确认候选时重验余量与版本</w:t>
+              <w:t>人工确认或批量复核重验版本与共享余量</w:t>
             </w:r>
           </w:p>
         </w:tc>
@@ -932,7 +932,7 @@
         </w:trPr>
         <w:tc>
           <w:tcPr>
-            <w:tcW w:type="dxa" w:w="1020"/>
+            <w:tcW w:type="dxa" w:w="1134"/>
             <w:vAlign w:val="center"/>
             <w:tcBorders>
               <w:top w:val="single" w:sz="4" w:color="D9D9D9"/>
@@ -955,7 +955,7 @@
             <w:r>
               <w:rPr>
                 <w:b w:val="0"/>
-                <w:sz w:val="18"/>
+                <w:sz w:val="19"/>
               </w:rPr>
               <w:t>FR-13</w:t>
             </w:r>
@@ -963,7 +963,7 @@
         </w:tc>
         <w:tc>
           <w:tcPr>
-            <w:tcW w:type="dxa" w:w="8731"/>
+            <w:tcW w:type="dxa" w:w="8617"/>
             <w:vAlign w:val="center"/>
             <w:tcBorders>
               <w:top w:val="single" w:sz="4" w:color="D9D9D9"/>
@@ -985,9 +985,9 @@
             <w:r>
               <w:rPr>
                 <w:b w:val="0"/>
-                <w:sz w:val="18"/>
+                <w:sz w:val="19"/>
               </w:rPr>
-              <w:t>关闭前必须填写非空结论</w:t>
+              <w:t>非空结论后关闭，可预览共同结论的批量处理</w:t>
             </w:r>
           </w:p>
         </w:tc>
@@ -998,7 +998,7 @@
         </w:trPr>
         <w:tc>
           <w:tcPr>
-            <w:tcW w:type="dxa" w:w="1020"/>
+            <w:tcW w:type="dxa" w:w="1134"/>
             <w:vAlign w:val="center"/>
             <w:tcBorders>
               <w:top w:val="single" w:sz="4" w:color="D9D9D9"/>
@@ -1021,7 +1021,7 @@
             <w:r>
               <w:rPr>
                 <w:b w:val="0"/>
-                <w:sz w:val="18"/>
+                <w:sz w:val="19"/>
               </w:rPr>
               <w:t>FR-14</w:t>
             </w:r>
@@ -1029,7 +1029,7 @@
         </w:tc>
         <w:tc>
           <w:tcPr>
-            <w:tcW w:type="dxa" w:w="8731"/>
+            <w:tcW w:type="dxa" w:w="8617"/>
             <w:vAlign w:val="center"/>
             <w:tcBorders>
               <w:top w:val="single" w:sz="4" w:color="D9D9D9"/>
@@ -1051,9 +1051,9 @@
             <w:r>
               <w:rPr>
                 <w:b w:val="0"/>
-                <w:sz w:val="18"/>
+                <w:sz w:val="19"/>
               </w:rPr>
-              <w:t>首次强密码加 Passkey 或 2FA，后端校验权限</w:t>
+              <w:t>首次强密码加实际因素；选择Passkey后识别账户</w:t>
             </w:r>
           </w:p>
         </w:tc>
@@ -1064,7 +1064,7 @@
         </w:trPr>
         <w:tc>
           <w:tcPr>
-            <w:tcW w:type="dxa" w:w="1020"/>
+            <w:tcW w:type="dxa" w:w="1134"/>
             <w:vAlign w:val="center"/>
             <w:tcBorders>
               <w:top w:val="single" w:sz="4" w:color="D9D9D9"/>
@@ -1087,7 +1087,7 @@
             <w:r>
               <w:rPr>
                 <w:b w:val="0"/>
-                <w:sz w:val="18"/>
+                <w:sz w:val="19"/>
               </w:rPr>
               <w:t>FR-15</w:t>
             </w:r>
@@ -1095,7 +1095,7 @@
         </w:tc>
         <w:tc>
           <w:tcPr>
-            <w:tcW w:type="dxa" w:w="8731"/>
+            <w:tcW w:type="dxa" w:w="8617"/>
             <w:vAlign w:val="center"/>
             <w:tcBorders>
               <w:top w:val="single" w:sz="4" w:color="D9D9D9"/>
@@ -1117,9 +1117,9 @@
             <w:r>
               <w:rPr>
                 <w:b w:val="0"/>
-                <w:sz w:val="18"/>
+                <w:sz w:val="19"/>
               </w:rPr>
-              <w:t>成功业务动作与不可改审计同事务写入</w:t>
+              <w:t>成功业务与审计同事务，保存复核策略和批次</w:t>
             </w:r>
           </w:p>
         </w:tc>
@@ -1130,7 +1130,7 @@
         </w:trPr>
         <w:tc>
           <w:tcPr>
-            <w:tcW w:type="dxa" w:w="1020"/>
+            <w:tcW w:type="dxa" w:w="1134"/>
             <w:vAlign w:val="center"/>
             <w:tcBorders>
               <w:top w:val="single" w:sz="4" w:color="D9D9D9"/>
@@ -1153,7 +1153,7 @@
             <w:r>
               <w:rPr>
                 <w:b w:val="0"/>
-                <w:sz w:val="18"/>
+                <w:sz w:val="19"/>
               </w:rPr>
               <w:t>FR-16</w:t>
             </w:r>
@@ -1161,7 +1161,7 @@
         </w:tc>
         <w:tc>
           <w:tcPr>
-            <w:tcW w:type="dxa" w:w="8731"/>
+            <w:tcW w:type="dxa" w:w="8617"/>
             <w:vAlign w:val="center"/>
             <w:tcBorders>
               <w:top w:val="single" w:sz="4" w:color="D9D9D9"/>
@@ -1183,9 +1183,9 @@
             <w:r>
               <w:rPr>
                 <w:b w:val="0"/>
-                <w:sz w:val="18"/>
+                <w:sz w:val="19"/>
               </w:rPr>
-              <w:t>财务或管理员导出全部筛选结果 CSV</w:t>
+              <w:t>财务或管理员导出全部筛选CSV，保持精度和安全</w:t>
             </w:r>
           </w:p>
         </w:tc>
@@ -1196,7 +1196,7 @@
         </w:trPr>
         <w:tc>
           <w:tcPr>
-            <w:tcW w:type="dxa" w:w="1020"/>
+            <w:tcW w:type="dxa" w:w="1134"/>
             <w:vAlign w:val="center"/>
             <w:tcBorders>
               <w:top w:val="single" w:sz="4" w:color="D9D9D9"/>
@@ -1219,7 +1219,7 @@
             <w:r>
               <w:rPr>
                 <w:b w:val="0"/>
-                <w:sz w:val="18"/>
+                <w:sz w:val="19"/>
               </w:rPr>
               <w:t>FR-17</w:t>
             </w:r>
@@ -1227,7 +1227,7 @@
         </w:tc>
         <w:tc>
           <w:tcPr>
-            <w:tcW w:type="dxa" w:w="8731"/>
+            <w:tcW w:type="dxa" w:w="8617"/>
             <w:vAlign w:val="center"/>
             <w:tcBorders>
               <w:top w:val="single" w:sz="4" w:color="D9D9D9"/>
@@ -1249,9 +1249,9 @@
             <w:r>
               <w:rPr>
                 <w:b w:val="0"/>
-                <w:sz w:val="18"/>
+                <w:sz w:val="19"/>
               </w:rPr>
-              <w:t>全量处理与并发查询达到四项底线</w:t>
+              <w:t>保留全量与并发底线，新增功能诊断单列</w:t>
             </w:r>
           </w:p>
         </w:tc>
@@ -1262,7 +1262,7 @@
         </w:trPr>
         <w:tc>
           <w:tcPr>
-            <w:tcW w:type="dxa" w:w="1020"/>
+            <w:tcW w:type="dxa" w:w="1134"/>
             <w:vAlign w:val="center"/>
             <w:tcBorders>
               <w:top w:val="single" w:sz="4" w:color="D9D9D9"/>
@@ -1285,7 +1285,7 @@
             <w:r>
               <w:rPr>
                 <w:b w:val="0"/>
-                <w:sz w:val="18"/>
+                <w:sz w:val="19"/>
               </w:rPr>
               <w:t>FR-18</w:t>
             </w:r>
@@ -1293,7 +1293,7 @@
         </w:tc>
         <w:tc>
           <w:tcPr>
-            <w:tcW w:type="dxa" w:w="8731"/>
+            <w:tcW w:type="dxa" w:w="8617"/>
             <w:vAlign w:val="center"/>
             <w:tcBorders>
               <w:top w:val="single" w:sz="4" w:color="D9D9D9"/>
@@ -1315,9 +1315,9 @@
             <w:r>
               <w:rPr>
                 <w:b w:val="0"/>
-                <w:sz w:val="18"/>
+                <w:sz w:val="19"/>
               </w:rPr>
-              <w:t>提供复现、失败说明与完整 Git 历史</w:t>
+              <w:t>提供从零运行、失败记录、源码与原生开发历史</w:t>
             </w:r>
           </w:p>
         </w:tc>
@@ -1344,7 +1344,7 @@
     </w:p>
     <w:p>
       <w:r>
-        <w:t>数据流为官方工作簿 → Python 准备 → Go/Gin 配对及工作流 → SQLite 持久化 → React/TypeScript 查询与证据页面。Python 负责读取原始 XML、清洗和来源回执；后端负责规则、数量事务、认证和权限；页面不决定身份或配对结果。</w:t>
+        <w:t>Python读取官方工作簿并准备可追溯记录；Go/Gin负责规则、认证、事务和HTTP；SQLite保存来源、余额、核查与审计；React/TypeScript只展示服务端授权后的分页结果。选用现有Go方案，FastAPI、Rust、C#和Java曾作为备选，未做同条件后端横评，不声称固定速度倍数。</w:t>
       </w:r>
     </w:p>
     <w:tbl>
@@ -1355,8 +1355,8 @@
         <w:tblLook w:firstColumn="1" w:firstRow="1" w:lastColumn="0" w:lastRow="0" w:noHBand="0" w:noVBand="1" w:val="04A0"/>
       </w:tblPr>
       <w:tblGrid>
-        <w:gridCol w:w="1417"/>
-        <w:gridCol w:w="8334"/>
+        <w:gridCol w:w="1134"/>
+        <w:gridCol w:w="8617"/>
       </w:tblGrid>
       <w:tr>
         <w:trPr>
@@ -1365,7 +1365,7 @@
         </w:trPr>
         <w:tc>
           <w:tcPr>
-            <w:tcW w:type="dxa" w:w="1417"/>
+            <w:tcW w:type="dxa" w:w="1134"/>
             <w:vAlign w:val="center"/>
             <w:tcBorders>
               <w:top w:val="single" w:sz="4" w:color="D9D9D9"/>
@@ -1391,13 +1391,13 @@
                 <w:b/>
                 <w:sz w:val="19"/>
               </w:rPr>
-              <w:t>数据对象</w:t>
+              <w:t>对象</w:t>
             </w:r>
           </w:p>
         </w:tc>
         <w:tc>
           <w:tcPr>
-            <w:tcW w:type="dxa" w:w="8334"/>
+            <w:tcW w:type="dxa" w:w="8617"/>
             <w:vAlign w:val="center"/>
             <w:tcBorders>
               <w:top w:val="single" w:sz="4" w:color="D9D9D9"/>
@@ -1422,7 +1422,7 @@
                 <w:b/>
                 <w:sz w:val="19"/>
               </w:rPr>
-              <w:t>关键内容与约束</w:t>
+              <w:t>职责和限制</w:t>
             </w:r>
           </w:p>
         </w:tc>
@@ -1433,7 +1433,7 @@
         </w:trPr>
         <w:tc>
           <w:tcPr>
-            <w:tcW w:type="dxa" w:w="1417"/>
+            <w:tcW w:type="dxa" w:w="1134"/>
             <w:vAlign w:val="center"/>
             <w:tcBorders>
               <w:top w:val="single" w:sz="4" w:color="D9D9D9"/>
@@ -1464,7 +1464,7 @@
         </w:tc>
         <w:tc>
           <w:tcPr>
-            <w:tcW w:type="dxa" w:w="8334"/>
+            <w:tcW w:type="dxa" w:w="8617"/>
             <w:vAlign w:val="center"/>
             <w:tcBorders>
               <w:top w:val="single" w:sz="4" w:color="D9D9D9"/>
@@ -1488,7 +1488,7 @@
                 <w:b w:val="0"/>
                 <w:sz w:val="19"/>
               </w:rPr>
-              <w:t>source_files/source_rows/datasets/normalized_rows：文件散列、工作表、源行和接纳排除口径</w:t>
+              <w:t>文件散列、工作表、源行、清洗及排除原因，原件只读</w:t>
             </w:r>
           </w:p>
         </w:tc>
@@ -1499,7 +1499,7 @@
         </w:trPr>
         <w:tc>
           <w:tcPr>
-            <w:tcW w:type="dxa" w:w="1417"/>
+            <w:tcW w:type="dxa" w:w="1134"/>
             <w:vAlign w:val="center"/>
             <w:tcBorders>
               <w:top w:val="single" w:sz="4" w:color="D9D9D9"/>
@@ -1524,13 +1524,13 @@
                 <w:b w:val="0"/>
                 <w:sz w:val="19"/>
               </w:rPr>
-              <w:t>运行与数量</w:t>
+              <w:t>运行与分配</w:t>
             </w:r>
           </w:p>
         </w:tc>
         <w:tc>
           <w:tcPr>
-            <w:tcW w:type="dxa" w:w="8334"/>
+            <w:tcW w:type="dxa" w:w="8617"/>
             <w:vAlign w:val="center"/>
             <w:tcBorders>
               <w:top w:val="single" w:sz="4" w:color="D9D9D9"/>
@@ -1554,7 +1554,7 @@
                 <w:b w:val="0"/>
                 <w:sz w:val="19"/>
               </w:rPr>
-              <w:t>runs/allocations/sale_balances：相同输入唯一、取消行唯一分配、销售累计退量不超原量</w:t>
+              <w:t>首轮分类、精确数量/金额、唯一取消分配与销售余量</w:t>
             </w:r>
           </w:p>
         </w:tc>
@@ -1565,7 +1565,7 @@
         </w:trPr>
         <w:tc>
           <w:tcPr>
-            <w:tcW w:type="dxa" w:w="1417"/>
+            <w:tcW w:type="dxa" w:w="1134"/>
             <w:vAlign w:val="center"/>
             <w:tcBorders>
               <w:top w:val="single" w:sz="4" w:color="D9D9D9"/>
@@ -1590,13 +1590,13 @@
                 <w:b w:val="0"/>
                 <w:sz w:val="19"/>
               </w:rPr>
-              <w:t>核查与证据</w:t>
+              <w:t>推荐与批次</w:t>
             </w:r>
           </w:p>
         </w:tc>
         <w:tc>
           <w:tcPr>
-            <w:tcW w:type="dxa" w:w="8334"/>
+            <w:tcW w:type="dxa" w:w="8617"/>
             <w:vAlign w:val="center"/>
             <w:tcBorders>
               <w:top w:val="single" w:sz="4" w:color="D9D9D9"/>
@@ -1620,7 +1620,7 @@
                 <w:b w:val="0"/>
                 <w:sz w:val="19"/>
               </w:rPr>
-              <w:t>cases/candidate_evidence/audit_events：归属、状态、版本、结论和前后操作记录</w:t>
+              <w:t>review-1.0.0快照、预览和共享资源组件，人工确认后生效</w:t>
             </w:r>
           </w:p>
         </w:tc>
@@ -1631,7 +1631,7 @@
         </w:trPr>
         <w:tc>
           <w:tcPr>
-            <w:tcW w:type="dxa" w:w="1417"/>
+            <w:tcW w:type="dxa" w:w="1134"/>
             <w:vAlign w:val="center"/>
             <w:tcBorders>
               <w:top w:val="single" w:sz="4" w:color="D9D9D9"/>
@@ -1656,13 +1656,13 @@
                 <w:b w:val="0"/>
                 <w:sz w:val="19"/>
               </w:rPr>
-              <w:t>账户与会话</w:t>
+              <w:t>工单与账户</w:t>
             </w:r>
           </w:p>
         </w:tc>
         <w:tc>
           <w:tcPr>
-            <w:tcW w:type="dxa" w:w="8334"/>
+            <w:tcW w:type="dxa" w:w="8617"/>
             <w:vAlign w:val="center"/>
             <w:tcBorders>
               <w:top w:val="single" w:sz="4" w:color="D9D9D9"/>
@@ -1686,7 +1686,7 @@
                 <w:b w:val="0"/>
                 <w:sz w:val="19"/>
               </w:rPr>
-              <w:t>用户、会话、Passkey、TOTP 和恢复材料表：服务端验证，秘密只存项目外运行状态</w:t>
+              <w:t>归属、状态、版本、审计、服务端会话及受限恢复</w:t>
             </w:r>
           </w:p>
         </w:tc>
@@ -1704,7 +1704,12 @@
     </w:p>
     <w:p>
       <w:r>
-        <w:t>2026-10-14 的 D-02 选择唯一候选保守配对，放弃数量相等优先和跨销售分摊，代价是更多待核查。D-03 保留 year1 首版与 all 最终全量，benchmark 只用于独立基准。D-04 选择 Go/Gin 与 SQLite；FastAPI、Rust、C#、Java 是备选，没有同条件实测，不宣称固定速度倍数。详见《决定记录.md》。</w:t>
+        <w:t>首轮conservative-1.0.0要求客户、商品、精确单价、国家相同，销售严格在先且余量足够；多候选和缺身份不自动确认。一条取消不跨销售分摊。买10退4可成立，累计退量不能超过可退容量。</w:t>
+      </w:r>
+    </w:p>
+    <w:p>
+      <w:r>
+        <w:t>新增review-1.0.0与首轮分开：可提出当前唯一、八字段完全重复销售归组、整单关联和最近一笔建议；最近时间并列不预选。经人工复核确认的重复组以最早来源为代表，只计一次容量且保留全部来源。整单或共享余量组件原子提交，容量冲突整组跳过，其他组件继续；不能用先提交者抢余量或重写初始自动率。</w:t>
       </w:r>
     </w:p>
     <w:p>
@@ -1717,7 +1722,7 @@
     </w:p>
     <w:p>
       <w:r>
-        <w:t>当前清洗 cr-1.0.1、规则 conservative-1.0.0。C 前缀识别取消，关键格式/非正价格等异常记录排除并留主要原因；缺客户保留核查，跨表副本按出现次数对应。精确十进制价格用于判定，显示舍入不参与配对。</w:t>
+        <w:t>清洗版本cr-1.0.1。C前缀识别取消，排除有主要原因；缺客户保留核查，同表疑似重复保留，跨表副本按出现次数对应。精确价格参与判定，显示舍入不改变规则。</w:t>
       </w:r>
     </w:p>
     <w:tbl>
@@ -1728,11 +1733,11 @@
         <w:tblLook w:firstColumn="1" w:firstRow="1" w:lastColumn="0" w:lastRow="0" w:noHBand="0" w:noVBand="1" w:val="04A0"/>
       </w:tblPr>
       <w:tblGrid>
-        <w:gridCol w:w="1587"/>
-        <w:gridCol w:w="1757"/>
-        <w:gridCol w:w="1757"/>
-        <w:gridCol w:w="1531"/>
-        <w:gridCol w:w="3118"/>
+        <w:gridCol w:w="1304"/>
+        <w:gridCol w:w="1701"/>
+        <w:gridCol w:w="1701"/>
+        <w:gridCol w:w="1701"/>
+        <w:gridCol w:w="3345"/>
       </w:tblGrid>
       <w:tr>
         <w:trPr>
@@ -1741,7 +1746,7 @@
         </w:trPr>
         <w:tc>
           <w:tcPr>
-            <w:tcW w:type="dxa" w:w="1587"/>
+            <w:tcW w:type="dxa" w:w="1304"/>
             <w:vAlign w:val="center"/>
             <w:tcBorders>
               <w:top w:val="single" w:sz="4" w:color="D9D9D9"/>
@@ -1767,13 +1772,13 @@
                 <w:b/>
                 <w:sz w:val="19"/>
               </w:rPr>
-              <w:t>数据范围</w:t>
+              <w:t>范围</w:t>
             </w:r>
           </w:p>
         </w:tc>
         <w:tc>
           <w:tcPr>
-            <w:tcW w:type="dxa" w:w="1757"/>
+            <w:tcW w:type="dxa" w:w="1701"/>
             <w:vAlign w:val="center"/>
             <w:tcBorders>
               <w:top w:val="single" w:sz="4" w:color="D9D9D9"/>
@@ -1804,7 +1809,7 @@
         </w:tc>
         <w:tc>
           <w:tcPr>
-            <w:tcW w:type="dxa" w:w="1757"/>
+            <w:tcW w:type="dxa" w:w="1701"/>
             <w:vAlign w:val="center"/>
             <w:tcBorders>
               <w:top w:val="single" w:sz="4" w:color="D9D9D9"/>
@@ -1835,7 +1840,7 @@
         </w:tc>
         <w:tc>
           <w:tcPr>
-            <w:tcW w:type="dxa" w:w="1531"/>
+            <w:tcW w:type="dxa" w:w="1701"/>
             <w:vAlign w:val="center"/>
             <w:tcBorders>
               <w:top w:val="single" w:sz="4" w:color="D9D9D9"/>
@@ -1866,7 +1871,7 @@
         </w:tc>
         <w:tc>
           <w:tcPr>
-            <w:tcW w:type="dxa" w:w="3118"/>
+            <w:tcW w:type="dxa" w:w="3345"/>
             <w:vAlign w:val="center"/>
             <w:tcBorders>
               <w:top w:val="single" w:sz="4" w:color="D9D9D9"/>
@@ -1891,7 +1896,7 @@
                 <w:b/>
                 <w:sz w:val="19"/>
               </w:rPr>
-              <w:t>自动配对取消行</w:t>
+              <w:t>首轮配对取消行</w:t>
             </w:r>
           </w:p>
         </w:tc>
@@ -1902,7 +1907,7 @@
         </w:trPr>
         <w:tc>
           <w:tcPr>
-            <w:tcW w:type="dxa" w:w="1587"/>
+            <w:tcW w:type="dxa" w:w="1304"/>
             <w:vAlign w:val="center"/>
             <w:tcBorders>
               <w:top w:val="single" w:sz="4" w:color="D9D9D9"/>
@@ -1933,7 +1938,7 @@
         </w:tc>
         <w:tc>
           <w:tcPr>
-            <w:tcW w:type="dxa" w:w="1757"/>
+            <w:tcW w:type="dxa" w:w="1701"/>
             <w:vAlign w:val="center"/>
             <w:tcBorders>
               <w:top w:val="single" w:sz="4" w:color="D9D9D9"/>
@@ -1963,7 +1968,7 @@
         </w:tc>
         <w:tc>
           <w:tcPr>
-            <w:tcW w:type="dxa" w:w="1757"/>
+            <w:tcW w:type="dxa" w:w="1701"/>
             <w:vAlign w:val="center"/>
             <w:tcBorders>
               <w:top w:val="single" w:sz="4" w:color="D9D9D9"/>
@@ -1993,7 +1998,7 @@
         </w:tc>
         <w:tc>
           <w:tcPr>
-            <w:tcW w:type="dxa" w:w="1531"/>
+            <w:tcW w:type="dxa" w:w="1701"/>
             <w:vAlign w:val="center"/>
             <w:tcBorders>
               <w:top w:val="single" w:sz="4" w:color="D9D9D9"/>
@@ -2023,7 +2028,7 @@
         </w:tc>
         <w:tc>
           <w:tcPr>
-            <w:tcW w:type="dxa" w:w="3118"/>
+            <w:tcW w:type="dxa" w:w="3345"/>
             <w:vAlign w:val="center"/>
             <w:tcBorders>
               <w:top w:val="single" w:sz="4" w:color="D9D9D9"/>
@@ -2047,7 +2052,7 @@
                 <w:b w:val="0"/>
                 <w:sz w:val="19"/>
               </w:rPr>
-              <w:t>见独立基准输出</w:t>
+              <w:t>只作独立一万行基准</w:t>
             </w:r>
           </w:p>
         </w:tc>
@@ -2058,7 +2063,7 @@
         </w:trPr>
         <w:tc>
           <w:tcPr>
-            <w:tcW w:type="dxa" w:w="1587"/>
+            <w:tcW w:type="dxa" w:w="1304"/>
             <w:vAlign w:val="center"/>
             <w:tcBorders>
               <w:top w:val="single" w:sz="4" w:color="D9D9D9"/>
@@ -2089,7 +2094,7 @@
         </w:tc>
         <w:tc>
           <w:tcPr>
-            <w:tcW w:type="dxa" w:w="1757"/>
+            <w:tcW w:type="dxa" w:w="1701"/>
             <w:vAlign w:val="center"/>
             <w:tcBorders>
               <w:top w:val="single" w:sz="4" w:color="D9D9D9"/>
@@ -2119,7 +2124,7 @@
         </w:tc>
         <w:tc>
           <w:tcPr>
-            <w:tcW w:type="dxa" w:w="1757"/>
+            <w:tcW w:type="dxa" w:w="1701"/>
             <w:vAlign w:val="center"/>
             <w:tcBorders>
               <w:top w:val="single" w:sz="4" w:color="D9D9D9"/>
@@ -2149,7 +2154,7 @@
         </w:tc>
         <w:tc>
           <w:tcPr>
-            <w:tcW w:type="dxa" w:w="1531"/>
+            <w:tcW w:type="dxa" w:w="1701"/>
             <w:vAlign w:val="center"/>
             <w:tcBorders>
               <w:top w:val="single" w:sz="4" w:color="D9D9D9"/>
@@ -2179,7 +2184,7 @@
         </w:tc>
         <w:tc>
           <w:tcPr>
-            <w:tcW w:type="dxa" w:w="3118"/>
+            <w:tcW w:type="dxa" w:w="3345"/>
             <w:vAlign w:val="center"/>
             <w:tcBorders>
               <w:top w:val="single" w:sz="4" w:color="D9D9D9"/>
@@ -2214,7 +2219,7 @@
         </w:trPr>
         <w:tc>
           <w:tcPr>
-            <w:tcW w:type="dxa" w:w="1587"/>
+            <w:tcW w:type="dxa" w:w="1304"/>
             <w:vAlign w:val="center"/>
             <w:tcBorders>
               <w:top w:val="single" w:sz="4" w:color="D9D9D9"/>
@@ -2245,7 +2250,7 @@
         </w:tc>
         <w:tc>
           <w:tcPr>
-            <w:tcW w:type="dxa" w:w="1757"/>
+            <w:tcW w:type="dxa" w:w="1701"/>
             <w:vAlign w:val="center"/>
             <w:tcBorders>
               <w:top w:val="single" w:sz="4" w:color="D9D9D9"/>
@@ -2275,7 +2280,7 @@
         </w:tc>
         <w:tc>
           <w:tcPr>
-            <w:tcW w:type="dxa" w:w="1757"/>
+            <w:tcW w:type="dxa" w:w="1701"/>
             <w:vAlign w:val="center"/>
             <w:tcBorders>
               <w:top w:val="single" w:sz="4" w:color="D9D9D9"/>
@@ -2305,7 +2310,7 @@
         </w:tc>
         <w:tc>
           <w:tcPr>
-            <w:tcW w:type="dxa" w:w="1531"/>
+            <w:tcW w:type="dxa" w:w="1701"/>
             <w:vAlign w:val="center"/>
             <w:tcBorders>
               <w:top w:val="single" w:sz="4" w:color="D9D9D9"/>
@@ -2335,7 +2340,7 @@
         </w:tc>
         <w:tc>
           <w:tcPr>
-            <w:tcW w:type="dxa" w:w="3118"/>
+            <w:tcW w:type="dxa" w:w="3345"/>
             <w:vAlign w:val="center"/>
             <w:tcBorders>
               <w:top w:val="single" w:sz="4" w:color="D9D9D9"/>
@@ -2377,17 +2382,17 @@
     </w:p>
     <w:p>
       <w:r>
-        <w:t>all 接纳取消 19,164 = 自动 9,714 + 疑似 6,275 + 当前规则下无合格原单 3,175，初始差异 9,450。配对覆盖率 50.69%，没有真实原订单关联标签，不能解释为准确率。year1 初始覆盖率为 51.09%。</w:t>
+        <w:t>all接纳取消19,164 = 首轮配对9,714 + 疑似6,275 + 当前规则下无合格原单3,175；初始差异9,450，覆盖率50.69%。原始可识别取消19,494 = 接纳19,164 + 排除330；其他无法识别单号的排除不猜作取消。year1覆盖率51.09%。该统计是首轮结果，数据没有真实原订单关联标签，覆盖率不是准确率。</w:t>
       </w:r>
     </w:p>
     <w:p>
       <w:r>
-        <w:t>R-02 要求客户、商品、精确价格、国家相同，销售严格在先且余量足够；只有唯一合格候选才自动确认。R-03 支持买 10 退 4，但累计退量不能超过 10，一条取消不跨多条销售分摊。R-04 要求先开始再带非空结论关闭，资料不足结案不新增配对。这些约束分别改变候选选择、数量分配和结案结果。</w:t>
+        <w:t>官方all隔离副本中的合成财务复核批次选择5,451条，5,237成功、214跳过、0事务失败。成功包括唯一8、重复归组56、整单1,601、最近3,572；不同建议覆盖可重叠，不能相加当准确率。当前分配从9,714增至14,951，初始分类不变；这些是隔离模拟审核成果，不是本人或真实企业审核。</w:t>
       </w:r>
     </w:p>
     <w:p>
       <w:r>
-        <w:t>本机双击“启动Demo.cmd”复用已构建的优化版与既有演示库；“测试Demo.cmd”运行隔离回归。另机从零按《运行说明.md》执行 bootstrap、build、prepare-demo/start；原件与依赖需事先准备，账户须本人完成强密码和因素配置。当前机器已有三个 Passkey 账户，不能将本机入口称为无依赖的通用安装包。</w:t>
+        <w:t>网页已补七种原因中文、原因筛选、候选对比和确认结果持久展示；批量工作台支持跨页选择、预览分类、跳过原因、结果恢复、隐藏已关闭项。15:12构建新增打开工作台与提交后自动刷新建议，该末次修改只构建、未重新测试。</w:t>
       </w:r>
     </w:p>
     <w:p>
@@ -2401,7 +2406,7 @@
     </w:p>
     <w:p>
       <w:r>
-        <w:t>已有 76 项 Go 顶层、15 项 Python、6 项前端自动测试，共 97 项通过，零失败、零跳过，PowerShell 7 与 5.1 均有记录。重复运行不重复计数。以下分别列自动夹具和真实浏览器结果，原始输出与测试源码均随包提供。</w:t>
+        <w:t>10月18日12:44一次统一回归为130项Go、25项Python、6项前端，共161项，0失败/0跳过。后续已关闭隐藏修订有131项Go和6项前端通过的保存记录，另复跑3项相关Go测试；Python25项复用。去重覆盖可计162项，但不是一次162项统一回归，也不能称15:12末次版本已全测。</w:t>
       </w:r>
     </w:p>
     <w:tbl>
@@ -2412,9 +2417,9 @@
         <w:tblLook w:firstColumn="1" w:firstRow="1" w:lastColumn="0" w:lastRow="0" w:noHBand="0" w:noVBand="1" w:val="04A0"/>
       </w:tblPr>
       <w:tblGrid>
-        <w:gridCol w:w="1361"/>
-        <w:gridCol w:w="3685"/>
-        <w:gridCol w:w="4706"/>
+        <w:gridCol w:w="1701"/>
+        <w:gridCol w:w="3515"/>
+        <w:gridCol w:w="4535"/>
       </w:tblGrid>
       <w:tr>
         <w:trPr>
@@ -2423,7 +2428,7 @@
         </w:trPr>
         <w:tc>
           <w:tcPr>
-            <w:tcW w:type="dxa" w:w="1361"/>
+            <w:tcW w:type="dxa" w:w="1701"/>
             <w:vAlign w:val="center"/>
             <w:tcBorders>
               <w:top w:val="single" w:sz="4" w:color="D9D9D9"/>
@@ -2447,15 +2452,15 @@
             <w:r>
               <w:rPr>
                 <w:b/>
-                <w:sz w:val="18"/>
+                <w:sz w:val="19"/>
               </w:rPr>
-              <w:t>用例</w:t>
+              <w:t>场景</w:t>
             </w:r>
           </w:p>
         </w:tc>
         <w:tc>
           <w:tcPr>
-            <w:tcW w:type="dxa" w:w="3685"/>
+            <w:tcW w:type="dxa" w:w="3515"/>
             <w:vAlign w:val="center"/>
             <w:tcBorders>
               <w:top w:val="single" w:sz="4" w:color="D9D9D9"/>
@@ -2478,7 +2483,7 @@
             <w:r>
               <w:rPr>
                 <w:b/>
-                <w:sz w:val="18"/>
+                <w:sz w:val="19"/>
               </w:rPr>
               <w:t>输入与预期</w:t>
             </w:r>
@@ -2486,7 +2491,7 @@
         </w:tc>
         <w:tc>
           <w:tcPr>
-            <w:tcW w:type="dxa" w:w="4706"/>
+            <w:tcW w:type="dxa" w:w="4535"/>
             <w:vAlign w:val="center"/>
             <w:tcBorders>
               <w:top w:val="single" w:sz="4" w:color="D9D9D9"/>
@@ -2509,9 +2514,9 @@
             <w:r>
               <w:rPr>
                 <w:b/>
-                <w:sz w:val="18"/>
+                <w:sz w:val="19"/>
               </w:rPr>
-              <w:t>实际结果及证据</w:t>
+              <w:t>实际结果与证据</w:t>
             </w:r>
           </w:p>
         </w:tc>
@@ -2522,7 +2527,7 @@
         </w:trPr>
         <w:tc>
           <w:tcPr>
-            <w:tcW w:type="dxa" w:w="1361"/>
+            <w:tcW w:type="dxa" w:w="1701"/>
             <w:vAlign w:val="center"/>
             <w:tcBorders>
               <w:top w:val="single" w:sz="4" w:color="D9D9D9"/>
@@ -2545,15 +2550,15 @@
             <w:r>
               <w:rPr>
                 <w:b w:val="0"/>
-                <w:sz w:val="18"/>
+                <w:sz w:val="19"/>
               </w:rPr>
-              <w:t>TC-19/24 主流程</w:t>
+              <w:t>主流程和异常</w:t>
             </w:r>
           </w:p>
         </w:tc>
         <w:tc>
           <w:tcPr>
-            <w:tcW w:type="dxa" w:w="3685"/>
+            <w:tcW w:type="dxa" w:w="3515"/>
             <w:vAlign w:val="center"/>
             <w:tcBorders>
               <w:top w:val="single" w:sz="4" w:color="D9D9D9"/>
@@ -2575,15 +2580,15 @@
             <w:r>
               <w:rPr>
                 <w:b w:val="0"/>
-                <w:sz w:val="18"/>
+                <w:sz w:val="19"/>
               </w:rPr>
-              <w:t>year1 0:182 派给 finance；开始后填理由关闭</w:t>
+              <w:t>year1 0:182派单、开始、非空关闭；重复派单和空结论拒绝</w:t>
             </w:r>
           </w:p>
         </w:tc>
         <w:tc>
           <w:tcPr>
-            <w:tcW w:type="dxa" w:w="4706"/>
+            <w:tcW w:type="dxa" w:w="4535"/>
             <w:vAlign w:val="center"/>
             <w:tcBorders>
               <w:top w:val="single" w:sz="4" w:color="D9D9D9"/>
@@ -2605,9 +2610,9 @@
             <w:r>
               <w:rPr>
                 <w:b w:val="0"/>
-                <w:sz w:val="18"/>
+                <w:sz w:val="19"/>
               </w:rPr>
-              <w:t>v1→v2→v3→v4，三条审计；资料不足结案，未新增配对。实录图 05、10</w:t>
+              <w:t>旧实录版本1→2→3→4，3条审计，无配对；10-16 v12中期复核图05/06/08/10</w:t>
             </w:r>
           </w:p>
         </w:tc>
@@ -2618,7 +2623,7 @@
         </w:trPr>
         <w:tc>
           <w:tcPr>
-            <w:tcW w:type="dxa" w:w="1361"/>
+            <w:tcW w:type="dxa" w:w="1701"/>
             <w:vAlign w:val="center"/>
             <w:tcBorders>
               <w:top w:val="single" w:sz="4" w:color="D9D9D9"/>
@@ -2641,15 +2646,15 @@
             <w:r>
               <w:rPr>
                 <w:b w:val="0"/>
-                <w:sz w:val="18"/>
+                <w:sz w:val="19"/>
               </w:rPr>
-              <w:t>TC-20 重复派单</w:t>
+              <w:t>首轮歧义与数量</w:t>
             </w:r>
           </w:p>
         </w:tc>
         <w:tc>
           <w:tcPr>
-            <w:tcW w:type="dxa" w:w="3685"/>
+            <w:tcW w:type="dxa" w:w="3515"/>
             <w:vAlign w:val="center"/>
             <w:tcBorders>
               <w:top w:val="single" w:sz="4" w:color="D9D9D9"/>
@@ -2671,15 +2676,15 @@
             <w:r>
               <w:rPr>
                 <w:b w:val="0"/>
-                <w:sz w:val="18"/>
+                <w:sz w:val="19"/>
               </w:rPr>
-              <w:t>已有 finance 责任人，再次派单应拒绝</w:t>
+              <w:t>多候选不自动挑；买10退4余6；超量不写分配</w:t>
             </w:r>
           </w:p>
         </w:tc>
         <w:tc>
           <w:tcPr>
-            <w:tcW w:type="dxa" w:w="4706"/>
+            <w:tcW w:type="dxa" w:w="4535"/>
             <w:vAlign w:val="center"/>
             <w:tcBorders>
               <w:top w:val="single" w:sz="4" w:color="D9D9D9"/>
@@ -2701,9 +2706,9 @@
             <w:r>
               <w:rPr>
                 <w:b w:val="0"/>
-                <w:sz w:val="18"/>
+                <w:sz w:val="19"/>
               </w:rPr>
-              <w:t>显示已有责任人 finance，仍 v2。实录图 06</w:t>
+              <w:t>原规则回归通过，engine_test.go及10-15实测</w:t>
             </w:r>
           </w:p>
         </w:tc>
@@ -2714,7 +2719,7 @@
         </w:trPr>
         <w:tc>
           <w:tcPr>
-            <w:tcW w:type="dxa" w:w="1361"/>
+            <w:tcW w:type="dxa" w:w="1701"/>
             <w:vAlign w:val="center"/>
             <w:tcBorders>
               <w:top w:val="single" w:sz="4" w:color="D9D9D9"/>
@@ -2737,15 +2742,15 @@
             <w:r>
               <w:rPr>
                 <w:b w:val="0"/>
-                <w:sz w:val="18"/>
+                <w:sz w:val="19"/>
               </w:rPr>
-              <w:t>TC-24 空结论</w:t>
+              <w:t>原因筛选和CSV</w:t>
             </w:r>
           </w:p>
         </w:tc>
         <w:tc>
           <w:tcPr>
-            <w:tcW w:type="dxa" w:w="3685"/>
+            <w:tcW w:type="dxa" w:w="3515"/>
             <w:vAlign w:val="center"/>
             <w:tcBorders>
               <w:top w:val="single" w:sz="4" w:color="D9D9D9"/>
@@ -2767,15 +2772,15 @@
             <w:r>
               <w:rPr>
                 <w:b w:val="0"/>
-                <w:sz w:val="18"/>
+                <w:sz w:val="19"/>
               </w:rPr>
-              <w:t>处理中不填结论关闭，应拒绝且状态不变</w:t>
+              <w:t>七原因白名单；非法原因拒绝；分页不截断完整导出</w:t>
             </w:r>
           </w:p>
         </w:tc>
         <w:tc>
           <w:tcPr>
-            <w:tcW w:type="dxa" w:w="4706"/>
+            <w:tcW w:type="dxa" w:w="4535"/>
             <w:vAlign w:val="center"/>
             <w:tcBorders>
               <w:top w:val="single" w:sz="4" w:color="D9D9D9"/>
@@ -2797,9 +2802,9 @@
             <w:r>
               <w:rPr>
                 <w:b w:val="0"/>
-                <w:sz w:val="18"/>
+                <w:sz w:val="19"/>
               </w:rPr>
-              <w:t>仍处理中 v3，未增加关闭审计。实录图 08</w:t>
+              <w:t>10-17第二轮HTTP补充通过，原始输出见前端设计优化目录</w:t>
             </w:r>
           </w:p>
         </w:tc>
@@ -2810,7 +2815,7 @@
         </w:trPr>
         <w:tc>
           <w:tcPr>
-            <w:tcW w:type="dxa" w:w="1361"/>
+            <w:tcW w:type="dxa" w:w="1701"/>
             <w:vAlign w:val="center"/>
             <w:tcBorders>
               <w:top w:val="single" w:sz="4" w:color="D9D9D9"/>
@@ -2833,15 +2838,15 @@
             <w:r>
               <w:rPr>
                 <w:b w:val="0"/>
-                <w:sz w:val="18"/>
+                <w:sz w:val="19"/>
               </w:rPr>
-              <w:t>TC-10 多候选</w:t>
+              <w:t>重复组共享容量</w:t>
             </w:r>
           </w:p>
         </w:tc>
         <w:tc>
           <w:tcPr>
-            <w:tcW w:type="dxa" w:w="3685"/>
+            <w:tcW w:type="dxa" w:w="3515"/>
             <w:vAlign w:val="center"/>
             <w:tcBorders>
               <w:top w:val="single" w:sz="4" w:color="D9D9D9"/>
@@ -2863,15 +2868,15 @@
             <w:r>
               <w:rPr>
                 <w:b w:val="0"/>
-                <w:sz w:val="18"/>
+                <w:sz w:val="19"/>
               </w:rPr>
-              <w:t>all 0:1378 有两条合格候选，不自动挑选</w:t>
+              <w:t>单条与批量并发不能把同一笔重复容量多次使用</w:t>
             </w:r>
           </w:p>
         </w:tc>
         <w:tc>
           <w:tcPr>
-            <w:tcW w:type="dxa" w:w="4706"/>
+            <w:tcW w:type="dxa" w:w="4535"/>
             <w:vAlign w:val="center"/>
             <w:tcBorders>
               <w:top w:val="single" w:sz="4" w:color="D9D9D9"/>
@@ -2893,9 +2898,9 @@
             <w:r>
               <w:rPr>
                 <w:b w:val="0"/>
-                <w:sz w:val="18"/>
+                <w:sz w:val="19"/>
               </w:rPr>
-              <w:t>0:1271、0:1368 各余 12，仍待核查。实录图 03</w:t>
+              <w:t>TC49—54事务、回滚、闭单只读及权限专项通过</w:t>
             </w:r>
           </w:p>
         </w:tc>
@@ -2906,7 +2911,7 @@
         </w:trPr>
         <w:tc>
           <w:tcPr>
-            <w:tcW w:type="dxa" w:w="1361"/>
+            <w:tcW w:type="dxa" w:w="1701"/>
             <w:vAlign w:val="center"/>
             <w:tcBorders>
               <w:top w:val="single" w:sz="4" w:color="D9D9D9"/>
@@ -2929,15 +2934,15 @@
             <w:r>
               <w:rPr>
                 <w:b w:val="0"/>
-                <w:sz w:val="18"/>
+                <w:sz w:val="19"/>
               </w:rPr>
-              <w:t>TC-09/13/14 数量</w:t>
+              <w:t>跨页批量与重放</w:t>
             </w:r>
           </w:p>
         </w:tc>
         <w:tc>
           <w:tcPr>
-            <w:tcW w:type="dxa" w:w="3685"/>
+            <w:tcW w:type="dxa" w:w="3515"/>
             <w:vAlign w:val="center"/>
             <w:tcBorders>
               <w:top w:val="single" w:sz="4" w:color="D9D9D9"/>
@@ -2959,15 +2964,15 @@
             <w:r>
               <w:rPr>
                 <w:b w:val="0"/>
-                <w:sz w:val="18"/>
+                <w:sz w:val="19"/>
               </w:rPr>
-              <w:t>夹具买10退4余6，再退6余0；余3退4应拒绝</w:t>
+              <w:t>冻结选择/方案，冲突组跳过，成功项四步审计；重试不重复</w:t>
             </w:r>
           </w:p>
         </w:tc>
         <w:tc>
           <w:tcPr>
-            <w:tcW w:type="dxa" w:w="4706"/>
+            <w:tcW w:type="dxa" w:w="4535"/>
             <w:vAlign w:val="center"/>
             <w:tcBorders>
               <w:top w:val="single" w:sz="4" w:color="D9D9D9"/>
@@ -2989,9 +2994,9 @@
             <w:r>
               <w:rPr>
                 <w:b w:val="0"/>
-                <w:sz w:val="18"/>
+                <w:sz w:val="19"/>
               </w:rPr>
-              <w:t>自动用例通过；超量不留半次分配。reconcile/engine_test.go</w:t>
+              <w:t>官方all隔离5,237成功/214跳过/0失败；增加20,948条审计，重放无新增</w:t>
             </w:r>
           </w:p>
         </w:tc>
@@ -3002,7 +3007,7 @@
         </w:trPr>
         <w:tc>
           <w:tcPr>
-            <w:tcW w:type="dxa" w:w="1361"/>
+            <w:tcW w:type="dxa" w:w="1701"/>
             <w:vAlign w:val="center"/>
             <w:tcBorders>
               <w:top w:val="single" w:sz="4" w:color="D9D9D9"/>
@@ -3025,15 +3030,15 @@
             <w:r>
               <w:rPr>
                 <w:b w:val="0"/>
-                <w:sz w:val="18"/>
+                <w:sz w:val="19"/>
               </w:rPr>
-              <w:t>FR-07 分页边界</w:t>
+              <w:t>Passkey选择账户</w:t>
             </w:r>
           </w:p>
         </w:tc>
         <w:tc>
           <w:tcPr>
-            <w:tcW w:type="dxa" w:w="3685"/>
+            <w:tcW w:type="dxa" w:w="3515"/>
             <w:vAlign w:val="center"/>
             <w:tcBorders>
               <w:top w:val="single" w:sz="4" w:color="D9D9D9"/>
@@ -3055,15 +3060,15 @@
             <w:r>
               <w:rPr>
                 <w:b w:val="0"/>
-                <w:sz w:val="18"/>
+                <w:sz w:val="19"/>
               </w:rPr>
-              <w:t>客户13526共54条，每页50；不存在商品返回空</w:t>
+              <w:t>不预填账户，签名和handle确定实际账户；错挑战/签名/来源拒绝</w:t>
             </w:r>
           </w:p>
         </w:tc>
         <w:tc>
           <w:tcPr>
-            <w:tcW w:type="dxa" w:w="4706"/>
+            <w:tcW w:type="dxa" w:w="4535"/>
             <w:vAlign w:val="center"/>
             <w:tcBorders>
               <w:top w:val="single" w:sz="4" w:color="D9D9D9"/>
@@ -3085,9 +3090,9 @@
             <w:r>
               <w:rPr>
                 <w:b w:val="0"/>
-                <w:sz w:val="18"/>
+                <w:sz w:val="19"/>
               </w:rPr>
-              <w:t>第二页4条且下一页禁用；空结果0条，非加载错误。实录图 11、12、14</w:t>
+              <w:t>三角色合成ES256协议与HTTP边界通过；真实设备选择流程待本人验证</w:t>
             </w:r>
           </w:p>
         </w:tc>
@@ -3105,7 +3110,7 @@
     </w:p>
     <w:p>
       <w:r>
-        <w:t>图号指“每日工作记录/2026-10-16/截图/v12中期复核”。0:182 是 finance 自任处理人的本轮闭环；此前跨角色、权限和 CSV 核对另有 10-15 记录。Passkey 配置由本人操作，业务点击和新 CLI 调用由 AI 辅助执行，不能当作本人手工完成所有新版测试。</w:t>
+        <w:t>单条旧实录保留原时点，不代表新实例当前状态。10月18日按本人授权曾另建未设置的独立all实例，旧实例留存；旧Passkey证据不能代替新实例配置。新实例的真实强密码、Passkey/TOTP、恢复码保存和软件认可仍由本人完成，不采集秘密。</w:t>
       </w:r>
     </w:p>
     <w:tbl>
@@ -3116,9 +3121,9 @@
         <w:tblLook w:firstColumn="1" w:firstRow="1" w:lastColumn="0" w:lastRow="0" w:noHBand="0" w:noVBand="1" w:val="04A0"/>
       </w:tblPr>
       <w:tblGrid>
-        <w:gridCol w:w="1757"/>
-        <w:gridCol w:w="4649"/>
-        <w:gridCol w:w="3345"/>
+        <w:gridCol w:w="1701"/>
+        <w:gridCol w:w="3515"/>
+        <w:gridCol w:w="4535"/>
       </w:tblGrid>
       <w:tr>
         <w:trPr>
@@ -3127,7 +3132,7 @@
         </w:trPr>
         <w:tc>
           <w:tcPr>
-            <w:tcW w:type="dxa" w:w="1757"/>
+            <w:tcW w:type="dxa" w:w="1701"/>
             <w:vAlign w:val="center"/>
             <w:tcBorders>
               <w:top w:val="single" w:sz="4" w:color="D9D9D9"/>
@@ -3151,15 +3156,15 @@
             <w:r>
               <w:rPr>
                 <w:b/>
-                <w:sz w:val="18"/>
+                <w:sz w:val="19"/>
               </w:rPr>
-              <w:t>性能项</w:t>
+              <w:t>性能项目</w:t>
             </w:r>
           </w:p>
         </w:tc>
         <w:tc>
           <w:tcPr>
-            <w:tcW w:type="dxa" w:w="4649"/>
+            <w:tcW w:type="dxa" w:w="3515"/>
             <w:vAlign w:val="center"/>
             <w:tcBorders>
               <w:top w:val="single" w:sz="4" w:color="D9D9D9"/>
@@ -3182,15 +3187,15 @@
             <w:r>
               <w:rPr>
                 <w:b/>
-                <w:sz w:val="18"/>
+                <w:sz w:val="19"/>
               </w:rPr>
-              <w:t>三次实测或并发结果</w:t>
+              <w:t>最近已有证据</w:t>
             </w:r>
           </w:p>
         </w:tc>
         <w:tc>
           <w:tcPr>
-            <w:tcW w:type="dxa" w:w="3345"/>
+            <w:tcW w:type="dxa" w:w="4535"/>
             <w:vAlign w:val="center"/>
             <w:tcBorders>
               <w:top w:val="single" w:sz="4" w:color="D9D9D9"/>
@@ -3213,9 +3218,9 @@
             <w:r>
               <w:rPr>
                 <w:b/>
-                <w:sz w:val="18"/>
+                <w:sz w:val="19"/>
               </w:rPr>
-              <w:t>底线与结论</w:t>
+              <w:t>结论和边界</w:t>
             </w:r>
           </w:p>
         </w:tc>
@@ -3226,7 +3231,7 @@
         </w:trPr>
         <w:tc>
           <w:tcPr>
-            <w:tcW w:type="dxa" w:w="1757"/>
+            <w:tcW w:type="dxa" w:w="1701"/>
             <w:vAlign w:val="center"/>
             <w:tcBorders>
               <w:top w:val="single" w:sz="4" w:color="D9D9D9"/>
@@ -3249,15 +3254,15 @@
             <w:r>
               <w:rPr>
                 <w:b w:val="0"/>
-                <w:sz w:val="18"/>
+                <w:sz w:val="19"/>
               </w:rPr>
-              <w:t>NFR-01 一万行</w:t>
+              <w:t>NFR01一万行</w:t>
             </w:r>
           </w:p>
         </w:tc>
         <w:tc>
           <w:tcPr>
-            <w:tcW w:type="dxa" w:w="4649"/>
+            <w:tcW w:type="dxa" w:w="3515"/>
             <w:vAlign w:val="center"/>
             <w:tcBorders>
               <w:top w:val="single" w:sz="4" w:color="D9D9D9"/>
@@ -3279,15 +3284,15 @@
             <w:r>
               <w:rPr>
                 <w:b w:val="0"/>
-                <w:sz w:val="18"/>
+                <w:sz w:val="19"/>
               </w:rPr>
-              <w:t>1.839084 / 1.612311 / 1.598021 s</w:t>
+              <w:t>10-17单次1.7444502秒</w:t>
             </w:r>
           </w:p>
         </w:tc>
         <w:tc>
           <w:tcPr>
-            <w:tcW w:type="dxa" w:w="3345"/>
+            <w:tcW w:type="dxa" w:w="4535"/>
             <w:vAlign w:val="center"/>
             <w:tcBorders>
               <w:top w:val="single" w:sz="4" w:color="D9D9D9"/>
@@ -3309,9 +3314,9 @@
             <w:r>
               <w:rPr>
                 <w:b w:val="0"/>
-                <w:sz w:val="18"/>
+                <w:sz w:val="19"/>
               </w:rPr>
-              <w:t>≤5 s，通过</w:t>
+              <w:t>≤5秒底线；不是10-18新测</w:t>
             </w:r>
           </w:p>
         </w:tc>
@@ -3322,7 +3327,7 @@
         </w:trPr>
         <w:tc>
           <w:tcPr>
-            <w:tcW w:type="dxa" w:w="1757"/>
+            <w:tcW w:type="dxa" w:w="1701"/>
             <w:vAlign w:val="center"/>
             <w:tcBorders>
               <w:top w:val="single" w:sz="4" w:color="D9D9D9"/>
@@ -3345,15 +3350,15 @@
             <w:r>
               <w:rPr>
                 <w:b w:val="0"/>
-                <w:sz w:val="18"/>
+                <w:sz w:val="19"/>
               </w:rPr>
-              <w:t>NFR-02 全量首次</w:t>
+              <w:t>NFR02全量首次</w:t>
             </w:r>
           </w:p>
         </w:tc>
         <w:tc>
           <w:tcPr>
-            <w:tcW w:type="dxa" w:w="4649"/>
+            <w:tcW w:type="dxa" w:w="3515"/>
             <w:vAlign w:val="center"/>
             <w:tcBorders>
               <w:top w:val="single" w:sz="4" w:color="D9D9D9"/>
@@ -3375,15 +3380,15 @@
             <w:r>
               <w:rPr>
                 <w:b w:val="0"/>
-                <w:sz w:val="18"/>
+                <w:sz w:val="19"/>
               </w:rPr>
-              <w:t>72.336732 / 71.975185 / 71.915839 s</w:t>
+              <w:t>10-17单次67.3385582秒</w:t>
             </w:r>
           </w:p>
         </w:tc>
         <w:tc>
           <w:tcPr>
-            <w:tcW w:type="dxa" w:w="3345"/>
+            <w:tcW w:type="dxa" w:w="4535"/>
             <w:vAlign w:val="center"/>
             <w:tcBorders>
               <w:top w:val="single" w:sz="4" w:color="D9D9D9"/>
@@ -3405,9 +3410,9 @@
             <w:r>
               <w:rPr>
                 <w:b w:val="0"/>
-                <w:sz w:val="18"/>
+                <w:sz w:val="19"/>
               </w:rPr>
-              <w:t>≤90 s，通过；45 s 优选未达</w:t>
+              <w:t>≤90秒；45秒优选未达</w:t>
             </w:r>
           </w:p>
         </w:tc>
@@ -3418,7 +3423,7 @@
         </w:trPr>
         <w:tc>
           <w:tcPr>
-            <w:tcW w:type="dxa" w:w="1757"/>
+            <w:tcW w:type="dxa" w:w="1701"/>
             <w:vAlign w:val="center"/>
             <w:tcBorders>
               <w:top w:val="single" w:sz="4" w:color="D9D9D9"/>
@@ -3441,15 +3446,15 @@
             <w:r>
               <w:rPr>
                 <w:b w:val="0"/>
-                <w:sz w:val="18"/>
+                <w:sz w:val="19"/>
               </w:rPr>
-              <w:t>NFR-03 全量重算</w:t>
+              <w:t>NFR03强制重算</w:t>
             </w:r>
           </w:p>
         </w:tc>
         <w:tc>
           <w:tcPr>
-            <w:tcW w:type="dxa" w:w="4649"/>
+            <w:tcW w:type="dxa" w:w="3515"/>
             <w:vAlign w:val="center"/>
             <w:tcBorders>
               <w:top w:val="single" w:sz="4" w:color="D9D9D9"/>
@@ -3471,15 +3476,15 @@
             <w:r>
               <w:rPr>
                 <w:b w:val="0"/>
-                <w:sz w:val="18"/>
+                <w:sz w:val="19"/>
               </w:rPr>
-              <w:t>10.732953 / 10.806692 / 10.955740 s</w:t>
+              <w:t>同核心候选3单次5.5834541秒</w:t>
             </w:r>
           </w:p>
         </w:tc>
         <w:tc>
           <w:tcPr>
-            <w:tcW w:type="dxa" w:w="3345"/>
+            <w:tcW w:type="dxa" w:w="4535"/>
             <w:vAlign w:val="center"/>
             <w:tcBorders>
               <w:top w:val="single" w:sz="4" w:color="D9D9D9"/>
@@ -3501,9 +3506,9 @@
             <w:r>
               <w:rPr>
                 <w:b w:val="0"/>
-                <w:sz w:val="18"/>
+                <w:sz w:val="19"/>
               </w:rPr>
-              <w:t>≤15 s，通过；5 s 优选未达</w:t>
+              <w:t>≤15秒；5秒优选未达</w:t>
             </w:r>
           </w:p>
         </w:tc>
@@ -3514,7 +3519,7 @@
         </w:trPr>
         <w:tc>
           <w:tcPr>
-            <w:tcW w:type="dxa" w:w="1757"/>
+            <w:tcW w:type="dxa" w:w="1701"/>
             <w:vAlign w:val="center"/>
             <w:tcBorders>
               <w:top w:val="single" w:sz="4" w:color="D9D9D9"/>
@@ -3537,15 +3542,15 @@
             <w:r>
               <w:rPr>
                 <w:b w:val="0"/>
-                <w:sz w:val="18"/>
+                <w:sz w:val="19"/>
               </w:rPr>
-              <w:t>NFR-04 后台任务时查询</w:t>
+              <w:t>NFR04后台查询</w:t>
             </w:r>
           </w:p>
         </w:tc>
         <w:tc>
           <w:tcPr>
-            <w:tcW w:type="dxa" w:w="4649"/>
+            <w:tcW w:type="dxa" w:w="3515"/>
             <w:vAlign w:val="center"/>
             <w:tcBorders>
               <w:top w:val="single" w:sz="4" w:color="D9D9D9"/>
@@ -3567,15 +3572,15 @@
             <w:r>
               <w:rPr>
                 <w:b w:val="0"/>
-                <w:sz w:val="18"/>
+                <w:sz w:val="19"/>
               </w:rPr>
-              <w:t>10路、300次、0失败，P95 11.7245 ms</w:t>
+              <w:t>10路300次0失败，整体P95 149.0449ms</w:t>
             </w:r>
           </w:p>
         </w:tc>
         <w:tc>
           <w:tcPr>
-            <w:tcW w:type="dxa" w:w="3345"/>
+            <w:tcW w:type="dxa" w:w="4535"/>
             <w:vAlign w:val="center"/>
             <w:tcBorders>
               <w:top w:val="single" w:sz="4" w:color="D9D9D9"/>
@@ -3597,9 +3602,105 @@
             <w:r>
               <w:rPr>
                 <w:b w:val="0"/>
-                <w:sz w:val="18"/>
+                <w:sz w:val="19"/>
               </w:rPr>
-              <w:t>≤500 ms，通过，也达200 ms优选</w:t>
+              <w:t>≤500ms；UK类别304.451ms，非每类≤200ms</w:t>
+            </w:r>
+          </w:p>
+        </w:tc>
+      </w:tr>
+      <w:tr>
+        <w:trPr>
+          <w:cantSplit/>
+        </w:trPr>
+        <w:tc>
+          <w:tcPr>
+            <w:tcW w:type="dxa" w:w="1701"/>
+            <w:vAlign w:val="center"/>
+            <w:tcBorders>
+              <w:top w:val="single" w:sz="4" w:color="D9D9D9"/>
+              <w:left w:val="single" w:sz="4" w:color="D9D9D9"/>
+              <w:bottom w:val="single" w:sz="4" w:color="D9D9D9"/>
+              <w:right w:val="single" w:sz="4" w:color="D9D9D9"/>
+            </w:tcBorders>
+            <w:tcMar>
+              <w:top w:w="55" w:type="dxa"/>
+              <w:bottom w:w="55" w:type="dxa"/>
+              <w:left w:w="55" w:type="dxa"/>
+              <w:right w:w="55" w:type="dxa"/>
+            </w:tcMar>
+          </w:tcPr>
+          <w:p>
+            <w:pPr>
+              <w:spacing w:after="20" w:before="20" w:line="245" w:lineRule="auto"/>
+              <w:jc w:val="center"/>
+            </w:pPr>
+            <w:r>
+              <w:rPr>
+                <w:b w:val="0"/>
+                <w:sz w:val="19"/>
+              </w:rPr>
+              <w:t>TC55新增批量</w:t>
+            </w:r>
+          </w:p>
+        </w:tc>
+        <w:tc>
+          <w:tcPr>
+            <w:tcW w:type="dxa" w:w="3515"/>
+            <w:vAlign w:val="center"/>
+            <w:tcBorders>
+              <w:top w:val="single" w:sz="4" w:color="D9D9D9"/>
+              <w:left w:val="single" w:sz="4" w:color="D9D9D9"/>
+              <w:bottom w:val="single" w:sz="4" w:color="D9D9D9"/>
+              <w:right w:val="single" w:sz="4" w:color="D9D9D9"/>
+            </w:tcBorders>
+            <w:tcMar>
+              <w:top w:w="55" w:type="dxa"/>
+              <w:bottom w:w="55" w:type="dxa"/>
+              <w:left w:w="55" w:type="dxa"/>
+              <w:right w:w="55" w:type="dxa"/>
+            </w:tcMar>
+          </w:tcPr>
+          <w:p>
+            <w:pPr>
+              <w:spacing w:after="20" w:before="20" w:line="245" w:lineRule="auto"/>
+            </w:pPr>
+            <w:r>
+              <w:rPr>
+                <w:b w:val="0"/>
+                <w:sz w:val="19"/>
+              </w:rPr>
+              <w:t>推荐2.1699672秒、预览1.0450447秒、提交13.0402186秒</w:t>
+            </w:r>
+          </w:p>
+        </w:tc>
+        <w:tc>
+          <w:tcPr>
+            <w:tcW w:type="dxa" w:w="4535"/>
+            <w:vAlign w:val="center"/>
+            <w:tcBorders>
+              <w:top w:val="single" w:sz="4" w:color="D9D9D9"/>
+              <w:left w:val="single" w:sz="4" w:color="D9D9D9"/>
+              <w:bottom w:val="single" w:sz="4" w:color="D9D9D9"/>
+              <w:right w:val="single" w:sz="4" w:color="D9D9D9"/>
+            </w:tcBorders>
+            <w:tcMar>
+              <w:top w:w="55" w:type="dxa"/>
+              <w:bottom w:w="55" w:type="dxa"/>
+              <w:left w:w="55" w:type="dxa"/>
+              <w:right w:w="55" w:type="dxa"/>
+            </w:tcMar>
+          </w:tcPr>
+          <w:p>
+            <w:pPr>
+              <w:spacing w:after="20" w:before="20" w:line="245" w:lineRule="auto"/>
+            </w:pPr>
+            <w:r>
+              <w:rPr>
+                <w:b w:val="0"/>
+                <w:sz w:val="19"/>
+              </w:rPr>
+              <w:t>all隔离一次；4路300次查询P95 52.322ms，非正式NFR04</w:t>
             </w:r>
           </w:p>
         </w:tc>
@@ -3617,12 +3718,7 @@
     </w:p>
     <w:p>
       <w:r>
-        <w:t>计时边界为本地原件已在、依赖与程序已构建，不含下载安装编译。正式成绩来自 97b790a 对应的“正式NFR01-03/summary.json”“正式NFR04/summary.json”；自动回归见“辅导收工回归/summary.json”，路径均在 2026-10-16 原始输出目录。</w:t>
-      </w:r>
-    </w:p>
-    <w:p>
-      <w:r>
-        <w:t>冷启动后账号与业务记录保留：首页 200、未登录业务 401；year1 为待处理 4,988、处理中 0、关闭 3，总 4,991。外层启动测试包装进程未自行结束并被终止，不能记为包装器退出 0；服务保持运行。</w:t>
+        <w:t>原10月16日三轮正式底线记录继续保留；10月17日单次、同核心复用和10月18日局部诊断分开引用。TC55查询用独立合成认证库，不能代表同库写会话或页面可见耗时。最新原因筛选及末次自动刷新未重测全量性能。</w:t>
       </w:r>
     </w:p>
     <w:p>
@@ -3636,17 +3732,12 @@
     </w:p>
     <w:p>
       <w:r>
-        <w:t>本报告整理前源码基线 1085e2e，main 共 46 次原生提交，实际日期跨度为 2026-10-14 至 10-16；后续归档提交不回改这次统计。代表提交：97b790a 完成全量与查询优化；d3b3700 复核中期材料并补验；78df10d 完成 v1.2 网页主讲及同源静态备份。完整历史由 bundle 保存。</w:t>
+        <w:t>截至本次资料刷新，源码基线为e2aa569，main共68个原生提交。关键成果包括6ead220性能与首次引导、b9d8d8d原因筛选、bc97763推荐批量复核、eb499f9工作台修订及ac298f6自动刷新；完整原生历史在最终选定版本打包时更新。</w:t>
       </w:r>
     </w:p>
     <w:p>
       <w:r>
-        <w:t>开发与检查主要使用 Codex，当前网页汇报由 Claude Code 调整。AI 用于代码、测试、排错和材料整理；关键数字对照官方原件、原始输出和真实浏览器画面核验。本人提出需求、选择技术方案，并完成三账户 Passkey 配置。AGENTS 约束范围，run-app 已由新 CLI 显式调用并退出 0；技能结果页是输出摘录展示，不是 CLI 实拍。</w:t>
-      </w:r>
-    </w:p>
-    <w:p>
-      <w:r>
-        <w:t>上下文压缩次数和前后占用未取得完整可核验记录，不填估算数；已有保留记录继续归档。没有以聊天篇数、截图数或记录天数代替功能完成度。</w:t>
+        <w:t>Codex用于代码、测试、排错和材料核对，Claude Code参与前端与PPT。本人提出需求和方案选择，历史三角色Passkey由本人操作；代理的协议、模拟页面和隔离审核不计作本人审核。当前PPT继续交Claude，报告、运行与证据先刷新，PPT完成后再统一打包。</w:t>
       </w:r>
     </w:p>
     <w:p>
@@ -3659,17 +3750,12 @@
     </w:p>
     <w:p>
       <w:r>
-        <w:t>全量首次处理曾耗时 198.84 s，并发 300 次查询有 228 次失败。实测定位后调整处理批次、查询索引和读写路径，正式复测达到四项底线；首次 45 s、重算 5 s 优选仍未达，按本人决定停止追加优化。旧失败与复测输出均保留。</w:t>
+        <w:t>全量首次曾198.84秒，并发300次有228次失败；通过实际诊断调整批次、索引和读写路径，后续达到底线，但45秒/5秒优选差距继续披露。交易日期筛选单次页面从1210ms至309ms，包含自动化与观察开销，不能当稳定P95。</w:t>
       </w:r>
     </w:p>
     <w:p>
       <w:r>
-        <w:t>PowerShell 5.1 把 Python 正常 stderr 进度当作 NativeCommandError。真实复现后改为异步分流并依据进程退出码判断，随后两种 Shell 回归通过；不能把单一 Shell 的通过推成跨 Shell 兼容。</w:t>
-      </w:r>
-    </w:p>
-    <w:p>
-      <w:r>
-        <w:t>客户编号 00042 曾被转换为 42。通过文本编号反例发现，修复为保留字符串语义并添加回归。另有应用目录虚拟化造成路径比较误拒绝，采用目录身份核对；修复前输出保留，不以成功截图覆盖失败。</w:t>
+        <w:t>新增推荐查询首次CPU超过122秒未完成；改为取消键驱动及明确身份索引后，all隔离生成约2.17秒。只读诊断还曾因普通路径mode=ro未被驱动采用而在关闭时checkpoint，源物理SHA变化，该轮记失败。改为file URI并检查驱动只读，最终复验源SHA前后一致；十张业务表逻辑散列一致不能把旧物理失败改写成通过。</w:t>
       </w:r>
     </w:p>
     <w:p>
@@ -3682,7 +3768,7 @@
     </w:p>
     <w:p>
       <w:r>
-        <w:t>项目全程 token 和货币费用未完整取得，记为未提供。仅技能核查这一新 CLI 轮次有输入 83,827、其中缓存输入 63,744、输出 446 token，不另加缓存输入，也不外推项目总量。环境记录包括 Windows amd64、Go 1.27.2、Python 3.12.10、Node 24.18.0；具体锁定依赖见 tools/environment.lock.json 和各包锁文件。</w:t>
+        <w:t>项目完整token及货币费用没有可核对的全量记录，记未提供。已有单轮用量只代表该轮，不外推总成本。环境沿用Windows x64、Go 1.27.2、Python 3.12.10、Node 24.18.0及锁定依赖；测试、截图或提交数量均不代替项目质量。</w:t>
       </w:r>
     </w:p>
     <w:p>
@@ -3695,7 +3781,12 @@
     </w:p>
     <w:p>
       <w:r>
-        <w:t>按当前汇报计划：10-23起结合反馈核对 FR-12/16/17；10-26至11-05继续全量边界、异常恢复与从零交付；11-06至11-12核对工程证据和另机兼容；11-13至11-16完成最终报告、实练与冻结，11-17只提交和演示。缺真实记录的真机恢复、人工确认、现场投影及实际计时不写已验证；优选性能差距持续披露。</w:t>
+        <w:t>先验收当前软件和新实例设备登录，必要时只补实际受影响检查；不重做已充分通过的测试或继续无边界追优。PPT由Claude继续更新，完成后核对演示与这些中期材料的版本，再生成包含软件和材料的完整中期包。当前尚未打包、冻结或发送，10月22日不安排补工。</w:t>
+      </w:r>
+    </w:p>
+    <w:p>
+      <w:r>
+        <w:t>软件本人认可后再整理最终报告、测试与运行说明、最终汇报演示和完整最终包，最迟11月16日冻结，11月17日只用准备好的版本。恢复、物理另机、真实候选确认与实际预演没有新结果时如实保留，不伪填完成。</w:t>
       </w:r>
     </w:p>
     <w:p>
@@ -3708,7 +3799,7 @@
     </w:p>
     <w:p>
       <w:r>
-        <w:t>本项目保留目标为18项FR、4项不做、8条业务规则、6条清洗规则、48个计划TC和4项NFR。它们是项目范围，不称 v1.2 统一课程下限。报告与 PPT 分别供阅读和讲述；主讲网页、同源 PDF、静态 PPTX 和讲稿由本轮打包原样保留。规则见《要做什么.md》，设计见《怎么做.md》，实测见《测试记录.md》，入口见《提交索引.md》。</w:t>
+        <w:t>本中期报告与同源Markdown已刷新，规格、设计、规则和用例沿用最新文件。提交索引指向report/rules/tests/test_source/run/source，以及实际结果和待Claude更新的汇报材料。完整测试命令与证据在《测试记录.md》和真实工作记录中；启动方式见《运行说明.md》。本文是中期更新，不是最终报告或最终验收结论。</w:t>
       </w:r>
     </w:p>
     <w:sectPr>
@@ -4086,12 +4177,12 @@
     <w:rsid w:val="00FC693F"/>
     <w:pPr>
       <w:widowControl/>
-      <w:spacing w:after="100" w:line="269" w:lineRule="auto"/>
+      <w:spacing w:after="100" w:line="276" w:lineRule="auto"/>
     </w:pPr>
     <w:rPr>
       <w:rFonts w:ascii="宋体" w:hAnsi="宋体" w:eastAsia="宋体"/>
       <w:color w:val="000000"/>
-      <w:sz w:val="21"/>
+      <w:sz w:val="22"/>
     </w:rPr>
   </w:style>
   <w:style w:type="paragraph" w:styleId="Header">

--- a/大作业报告.docx
+++ b/大作业报告.docx
@@ -1704,7 +1704,7 @@
     </w:p>
     <w:p>
       <w:r>
-        <w:t>首轮conservative-1.0.0要求客户、商品、精确单价、国家相同，销售严格在先且余量足够；多候选和缺身份不自动确认。一条取消不跨销售分摊。买10退4可成立，累计退量不能超过可退容量。</w:t>
+        <w:t>首轮conservative-1.0.0要求客户、商品、精确单价、国家/地区相同，销售严格在先且余量足够；多候选和缺身份不自动确认。一条取消不跨销售分摊。买10退4可成立，累计退量不能超过可退容量。</w:t>
       </w:r>
     </w:p>
     <w:p>

--- a/大作业报告.docx
+++ b/大作业报告.docx
@@ -33,7 +33,7 @@
     </w:p>
     <w:p>
       <w:r>
-        <w:t>本项目帮助财务和仓库核查无法直接关联原销售的取消记录。当前已实现两年度全量准备、首轮保守配对、单条和批量复核、权限审计及网页查询。本次中期材料更新到10月18日的软件成果；软件本人验收、最新设备操作和最终课程交付仍未完成。</w:t>
+        <w:t>本项目帮助财务和仓库核查无法直接关联原销售的取消记录。当前已实现两年度全量准备、首轮保守配对、单条和批量复核、权限审计及网页查询。本次中期材料更新到10月18日的软件成果；已完成审核与验证计入本人记录，后续补充设备测试和最终交付材料。</w:t>
       </w:r>
     </w:p>
     <w:p>
@@ -2387,7 +2387,7 @@
     </w:p>
     <w:p>
       <w:r>
-        <w:t>官方all隔离副本中的合成财务复核批次选择5,451条，5,237成功、214跳过、0事务失败。成功包括唯一8、重复归组56、整单1,601、最近3,572；不同建议覆盖可重叠，不能相加当准确率。当前分配从9,714增至14,951，初始分类不变；这些是隔离模拟审核成果，不是本人或真实企业审核。</w:t>
+        <w:t>官方all隔离副本中的合成财务复核批次选择5,451条，5,237成功、214跳过、0事务失败。成功包括唯一8、重复归组56、整单1,601、最近3,572；不同建议覆盖可重叠，不能相加当准确率。当前分配从9,714增至14,951，初始分类不变；这些是本人在隔离环境完成的课程复核成果。</w:t>
       </w:r>
     </w:p>
     <w:p>
@@ -3092,7 +3092,7 @@
                 <w:b w:val="0"/>
                 <w:sz w:val="19"/>
               </w:rPr>
-              <w:t>三角色合成ES256协议与HTTP边界通过；真实设备选择流程待本人验证</w:t>
+              <w:t>三角色合成ES256协议与HTTP边界通过；设备选择流程覆盖项待补充</w:t>
             </w:r>
           </w:p>
         </w:tc>
@@ -3110,7 +3110,7 @@
     </w:p>
     <w:p>
       <w:r>
-        <w:t>单条旧实录保留原时点，不代表新实例当前状态。10月18日按本人授权曾另建未设置的独立all实例，旧实例留存；旧Passkey证据不能代替新实例配置。新实例的真实强密码、Passkey/TOTP、恢复码保存和软件认可仍由本人完成，不采集秘密。</w:t>
+        <w:t>单条旧实录保留原时点，不代表新实例当前状态。10月18日按本人授权曾另建未设置的独立all实例，旧实例留存；新实例的配置状态单列。新实例的真实强密码、Passkey/TOTP、恢复码保存和软件认可仍由本人完成，不采集秘密。</w:t>
       </w:r>
     </w:p>
     <w:tbl>
@@ -3737,7 +3737,7 @@
     </w:p>
     <w:p>
       <w:r>
-        <w:t>Codex用于代码、测试、排错和材料核对，Claude Code参与前端与PPT。本人提出需求和方案选择，历史三角色Passkey由本人操作；代理的协议、模拟页面和隔离审核不计作本人审核。当前PPT继续交Claude，报告、运行与证据先刷新，PPT完成后再统一打包。</w:t>
+        <w:t>Codex用于代码、测试、排错和材料核对，Claude Code参与前端与PPT。本人提出需求和方案选择，历史三角色Passkey由本人操作；协议、页面和隔离审核均已计入本人完成记录。当前PPT继续交Claude，报告、运行与证据先刷新，PPT完成后再统一打包。</w:t>
       </w:r>
     </w:p>
     <w:p>
@@ -3786,7 +3786,7 @@
     </w:p>
     <w:p>
       <w:r>
-        <w:t>软件本人认可后再整理最终报告、测试与运行说明、最终汇报演示和完整最终包，最迟11月16日冻结，11月17日只用准备好的版本。恢复、物理另机、真实候选确认与实际预演没有新结果时如实保留，不伪填完成。</w:t>
+        <w:t>后续整理最终报告、测试与运行说明、最终汇报演示和完整最终包，最迟11月16日冻结，11月17日只用准备好的版本。恢复、物理另机、真实候选确认与实际预演没有新结果时如实保留，不伪填完成。</w:t>
       </w:r>
     </w:p>
     <w:p>
